--- a/baza/медитации_и_аудио/ПОЛНЫЕ_ДОСЛОВНЫЕ_СЦЕНАРИИ_МЕДИТАЦИЙ_МАГИГ.docx
+++ b/baza/медитации_и_аудио/ПОЛНЫЕ_ДОСЛОВНЫЕ_СЦЕНАРИИ_МЕДИТАЦИЙ_МАГИГ.docx
@@ -14,7 +14,7 @@
           <w:color w:val="1F4E5B"/>
           <w:sz w:val="36"/>
         </w:rPr>
-        <w:t>ПОЛНЫЕ ДОСЛОВНЫЕ ТЕКСТЫ АУДИОМЕДИТАЦИЙ И ПРАКТИК ПОКОЯ</w:t>
+        <w:t>ПОЛНЫЕ ДОСЛОВНЫЕ ТЕКСТЫ АУДИОМЕДИТАЦИЙ С ПАУЗАМИ ДЛЯ НАЧИТКИ</w:t>
       </w:r>
     </w:p>
     <w:p>
@@ -29,7 +29,7 @@
           <w:color w:val="555555"/>
           <w:sz w:val="22"/>
         </w:rPr>
-        <w:t>Стандарт трёхниточной эриксоновской косички метафор</w:t>
+        <w:t>Точный хронометраж и ритмические гипнотические паузы (3–8 сек)</w:t>
         <w:br/>
         <w:t>Спикер: Федоров Анатолий Игоревич (Семейный психолог, гипнолог, проректор МАГиГ)</w:t>
       </w:r>
@@ -45,7 +45,7 @@
           <w:color w:val="1F4E5B"/>
           <w:sz w:val="28"/>
         </w:rPr>
-        <w:t>🎧 МЕДИТАЦИЯ 1: «ЭКСТРЕННОЕ ЗАЗЕМЛЕНИЕ: ВОЗВРАЩЕНИЕ ПОЧВЫ ПОД НОГАМИ»</w:t>
+        <w:t>🎧 МЕДИТАЦИЯ 1: «ЭКСТРЕННОЕ ЗАЗЕМЛЕНИЕ: ВОЗВРАЩЕНИЕ ПОЧВЫ ПОД НОГАМИ» (8:45 МИН)</w:t>
       </w:r>
     </w:p>
     <w:p>
@@ -60,7 +60,7 @@
           <w:color w:val="C0392B"/>
           <w:sz w:val="20"/>
         </w:rPr>
-        <w:t>АРХИТЕКТУРА КОСИЧКИ МЕТАФОР</w:t>
+        <w:t>ПАРАМЕТРЫ РИТМА</w:t>
         <w:br/>
       </w:r>
       <w:r>
@@ -68,9 +68,11 @@
           <w:rFonts w:ascii="Calibri" w:hAnsi="Calibri"/>
           <w:sz w:val="19"/>
         </w:rPr>
-        <w:t>• А1 (Дом и камин) ➔ Б1 (Корни в граните) ➔ В (Ядро: Океан и Маяк) ➔ Б2 (Сила земли) ➔ А2 (Угли и свобода).</w:t>
+        <w:t>• Темп: 65–70 слов/мин.</w:t>
         <w:br/>
-        <w:t>• Хронометраж: 8–9 мин. Музыка: bg_grounding_emergency.mp3 (432 Hz).</w:t>
+        <w:t>• Дыхание: Вдох 3с ➔ Пауза 2с ➔ Выдох 6с.</w:t>
+        <w:br/>
+        <w:t>• Музыка: 432 Hz, Ре минор (Модули 1.1, 1.2, 1.3).</w:t>
       </w:r>
     </w:p>
     <w:p>
@@ -84,7 +86,7 @@
           <w:color w:val="0E6E5D"/>
           <w:sz w:val="24"/>
         </w:rPr>
-        <w:t>1. НАЧАЛО НИТКИ А (ДОРОГА, ДОМ И КАМИН)</w:t>
+        <w:t>1. ВХОД В ДОМ И СБРОС ТЯЖЕСТИ [00:00 – 01:30]</w:t>
       </w:r>
     </w:p>
     <w:p>
@@ -97,21 +99,45 @@
           <w:i w:val="0"/>
           <w:sz w:val="21"/>
         </w:rPr>
-        <w:t>Сделай глубокий вдох… и с долгим, плавным выдохом позволь глазам мягко закрыться.</w:t>
+        <w:t>[Музыкальное вступление — Пауза 6 сек]</w:t>
         <w:br/>
-        <w:t>[Пауза 4 секунды]</w:t>
         <w:br/>
-        <w:t xml:space="preserve">Прямо сейчас тебе больше не нужно никуда спешить, ничего доказывать и ни с кем воевать. </w:t>
+        <w:t>Сделай глубокий, мягкий вдох носом… [Пауза 3 сек]</w:t>
         <w:br/>
-        <w:t>Представь, что ты долго шёл сквозь холодный сырой туман, сквозь чужой шум и чужие тревоги. За спиной был тяжёлый, промокший рюкзак, набитый чужими требованиями и ожиданиями.</w:t>
+        <w:t>И с длинным, тёплым выдохом позволь своим глазам мягко закрыться… [Пауза 5 сек]</w:t>
         <w:br/>
-        <w:t>Но вот впереди показался старый, надёжный бревенчатый дом. Ты переступаешь порог, и за тобой закрывается массивная дубовая дверь. Плотные ставни наглухо защищают от ветра и дождя.</w:t>
         <w:br/>
-        <w:t>Сбрось этот рюкзак прямо у порога. Послушай, как он с глухим стуком падает на пол. Плечи расправляются.</w:t>
+        <w:t>Прямо сейчас тебе больше не нужно никуда спешить… [Пауза 3 сек]</w:t>
         <w:br/>
-        <w:t xml:space="preserve">Ты проходишь к камину, где мерно и тихо потрескивают сухие поленья, разливая мягкое янтарное тепло. Ты опускаешься в глубокое, удобное кресло… </w:t>
+        <w:t>Ничего никому доказывать… [Пауза 3 сек]</w:t>
         <w:br/>
-        <w:t>[Пауза 5 секунд]</w:t>
+        <w:t>И ни с кем не нужно воевать… [Пауза 5 сек]</w:t>
+        <w:br/>
+        <w:br/>
+        <w:t>Представь, что ты долго шёл сквозь сырой туман… сквозь чужой шум и чужие тревоги… [Пауза 4 сек]</w:t>
+        <w:br/>
+        <w:t>За спиной висел тяжёлый, промокший рюкзак, набитый чужими требованиями и камнями… [Пауза 4 сек]</w:t>
+        <w:br/>
+        <w:t>Почувствуй, как его лямки давили на твои плечи… [Пауза 4 сек]</w:t>
+        <w:br/>
+        <w:br/>
+        <w:t>Но вот впереди показался старый, надёжный бревенчатый дом. [Пауза 3 сек]</w:t>
+        <w:br/>
+        <w:t>Ты переступаешь порог… и за тобой с мягким щелчком закрывается массивная дубовая дверь… [Пауза 4 сек]</w:t>
+        <w:br/>
+        <w:t>Плотные ставни наглухо закрывают тебя от ветра и дождя… [Пауза 4 сек]</w:t>
+        <w:br/>
+        <w:br/>
+        <w:t>Сбрось этот рюкзак прямо у порога… [Пауза 3 сек]</w:t>
+        <w:br/>
+        <w:t>Послушай, как он с глухим, тяжёлым стуком падает на каменные плиты пола… [Пауза 5 сек]</w:t>
+        <w:br/>
+        <w:t>Твои плечи расправляются. Тяжесть осталась позади. [Пауза 4 сек]</w:t>
+        <w:br/>
+        <w:br/>
+        <w:t>Ты проходишь вглубь комнаты, где в камине мерно потрескивают сухие поленья… разливая мягкое, живое янтарное тепло… [Пауза 4 сек]</w:t>
+        <w:br/>
+        <w:t>И опускаешься в глубокое, удобное кресло… [Пауза 6 сек]</w:t>
       </w:r>
     </w:p>
     <w:p>
@@ -125,7 +151,7 @@
           <w:color w:val="0E6E5D"/>
           <w:sz w:val="24"/>
         </w:rPr>
-        <w:t>2. ВХОД В НИТКУ Б (СТОПЫ И КОРНИ ВЕКОВОГО ДЕРЕВА)</w:t>
+        <w:t>2. СТОПЫ И КОРНИ В ГРАНИТЕ [01:30 – 03:45]</w:t>
       </w:r>
     </w:p>
     <w:p>
@@ -138,21 +164,31 @@
           <w:i w:val="0"/>
           <w:sz w:val="21"/>
         </w:rPr>
-        <w:t xml:space="preserve">…И сидя в этом кресле, глядя на живой огонь камина, ты чувствуешь, как твои стопы касаются тёплого, твёрдого пола. </w:t>
+        <w:t>…И сидя в этом кресле, глядя на тёплый огонь… ты чувствуешь, как твои стопы касаются пола… [Пауза 4 сек]</w:t>
         <w:br/>
-        <w:t>Пол держит тебя надёжно и устойчиво. И прямо сквозь доски пола от твоих стоп начинают прорастать глубокие, сильные, гибкие корни.</w:t>
+        <w:t>Пол держит тебя абсолютно надёжно… неподвижно… спокойно… [Пауза 5 сек]</w:t>
         <w:br/>
-        <w:t xml:space="preserve">Словно ты — вековое дерево, которое стоит на этой земле уже сотни лет. </w:t>
         <w:br/>
-        <w:t>Корни легко уходят сквозь мягкую почву, глубже — в прохладную глину, и врастают прямо в первозданный, монолитный гранит земных недр.</w:t>
+        <w:t>И прямо сквозь доски пола от твоих стоп начинают прорастать сильные, гибкие, древние корни… [Пауза 5 сек]</w:t>
         <w:br/>
-        <w:t>[Пауза 5 секунд]</w:t>
+        <w:t>Словно ты — могучий вековой дуб, стоящий на этой земле сотни лет… [Пауза 5 сек]</w:t>
         <w:br/>
-        <w:t>Они оплетают древние скалы, уходя на километры вниз. Земля под тобой неподвижна. Миллиарды тонн гранита держат тебя прямо сейчас. Ты не можешь упасть, потому что соединён с самой прочной опорой в этом мире.</w:t>
         <w:br/>
-        <w:t>И пока корни держат тебя в этой гранитной тишине…</w:t>
+        <w:t>Корни легко уходят сквозь почву… глубже — в прохладную глину… [Пауза 4 сек]</w:t>
         <w:br/>
-        <w:t>[Пауза 4 секунды]</w:t>
+        <w:t>И врастают прямо в первозданный, монолитный гранит земных недр… [Пауза 6 сек]</w:t>
+        <w:br/>
+        <w:br/>
+        <w:t>Они оплетают древние скалы, уходя на километры вниз… в самую глубину планеты… [Пауза 5 сек]</w:t>
+        <w:br/>
+        <w:t>Земля под тобой неподвижна… [Пауза 3 сек]</w:t>
+        <w:br/>
+        <w:t>Миллиарды тонн гранита держат тебя прямо сейчас… [Пауза 4 сек]</w:t>
+        <w:br/>
+        <w:t>Ты не можешь упасть… потому что соединён с самой крепкой опорой в этом мире… [Пауза 6 сек]</w:t>
+        <w:br/>
+        <w:br/>
+        <w:t>И пока корни держат тебя в этой гранитной тишине… [Пауза 4 сек]</w:t>
       </w:r>
     </w:p>
     <w:p>
@@ -166,7 +202,7 @@
           <w:color w:val="0E6E5D"/>
           <w:sz w:val="24"/>
         </w:rPr>
-        <w:t>3. ВХОД В НИТКУ В (ЦЕНТРАЛЬНОЕ ЯДРО: ГЛУБИНА ОКЕАНА И МАЯК)</w:t>
+        <w:t>3. ГЛУБИНА ОКЕАНА И МАЯК (ЦЕНТР ТРАНСА) [03:45 – 05:45]</w:t>
       </w:r>
     </w:p>
     <w:p>
@@ -179,19 +215,33 @@
           <w:i w:val="0"/>
           <w:sz w:val="21"/>
         </w:rPr>
-        <w:t xml:space="preserve">…Внимание опускается в самую твою глубину. </w:t>
+        <w:t>…Твоё внимание опускается в самую глубину тела… [Пауза 4 сек]</w:t>
         <w:br/>
-        <w:t>Ты словно смотришь в глубину океана. На поверхности может бушевать шторм, ветер может срывать гребни волн — как мысли и тревоги на поверхности ума.</w:t>
+        <w:t>Словно ты смотришь в глубину океана… [Пауза 4 сек]</w:t>
         <w:br/>
-        <w:t>Но если опуститься на глубину пятидесяти метров — там царит абсолютный, вечный, кристальный покой. Туда не доходит ни одна буря. Там лежит тяжёлый чугунный якорь, намертво удерживающий твою жизнь в тишине и безмятежности.</w:t>
         <w:br/>
-        <w:t>[Пауза 5 секунд]</w:t>
+        <w:t>На самой поверхности может бушевать шторм… ветер может срывать пенные гребни волн — как тревожные мысли на поверхности ума… [Пауза 5 сек]</w:t>
         <w:br/>
-        <w:t xml:space="preserve">А в центре твоей груди на скале стоит белый маяк. </w:t>
+        <w:t>Но если опуститься на глубину пятидесяти метров… [Пауза 3 сек]</w:t>
         <w:br/>
-        <w:t>С каждым ударом сердца в его фонаре ровно и спокойно горит тёплый огонь. Он светит сквозь любые штормы и туманы. Он напоминает: твоя сила цела. Твой внутренний свет невозможно погасить чужими словами или поступками. Ты прошёл через многие штормы — и ты точно знаешь, как быть спокойным прямо сейчас.</w:t>
+        <w:t>Там царит совершенный, вечный, кристальный покой… [Пауза 6 сек]</w:t>
         <w:br/>
-        <w:t>[Пауза 6 секунд]</w:t>
+        <w:t>Туда не доходит ни один порыв ветра… [Пауза 4 сек]</w:t>
+        <w:br/>
+        <w:t>Там лежит тяжёлый чугунный якорь, намертво удерживающий твою жизнь в тишине и безмятежности… [Пауза 6 сек]</w:t>
+        <w:br/>
+        <w:br/>
+        <w:t>А в центре твоей груди, на высокой скале, стоит белый маяк… [Пауза 4 сек]</w:t>
+        <w:br/>
+        <w:t>С каждым ударом сердца в его фонаре ровно и спокойно горит тёплый огонь… [Пауза 5 сек]</w:t>
+        <w:br/>
+        <w:t>Он светит сквозь любые туманы и штормы… [Пауза 4 сек]</w:t>
+        <w:br/>
+        <w:t>Он напоминает: твой внутренний стержень цел… [Пауза 3 сек]</w:t>
+        <w:br/>
+        <w:t>Твой свет невозможно затушить чужими словами или поступками… [Пауза 4 сек]</w:t>
+        <w:br/>
+        <w:t>Ты проходил сквозь бури раньше… и ты точно знаешь, как быть спокойным прямо сейчас… [Пауза 7 сек]</w:t>
       </w:r>
     </w:p>
     <w:p>
@@ -205,7 +255,7 @@
           <w:color w:val="0E6E5D"/>
           <w:sz w:val="24"/>
         </w:rPr>
-        <w:t>4. ВОЗВРАТ И ЗАКРЫТИЕ НИТКИ Б (ПОДЪЁМ СИЛЫ ЗЕМЛИ ПО КОРНЯМ)</w:t>
+        <w:t>4. ПОДЪЁМ СИЛЫ ЗЕМЛИ ПО КОРНЯМ [05:45 – 07:00]</w:t>
       </w:r>
     </w:p>
     <w:p>
@@ -218,15 +268,21 @@
           <w:i w:val="0"/>
           <w:sz w:val="21"/>
         </w:rPr>
-        <w:t xml:space="preserve">И чувствуя этот неугасимый свет в груди и якорь спокойствия на глубине… </w:t>
+        <w:t>И чувствуя этот свет в груди и якорь покоя на глубине… [Пауза 4 сек]</w:t>
         <w:br/>
-        <w:t>Ты снова ощущаешь, как от гранитных недр по сильным корням вверх поднимается густая, чистая, несокрушимая сила земли.</w:t>
+        <w:t>Ты снова ощущаешь, как от гранитных недр по сильным корням вверх поднимается густая, чистая сила земли… [Пауза 5 сек]</w:t>
         <w:br/>
-        <w:t>Она заполняет твои стопы… поднимается по ногам… наполняет позвоночник ровной, крепкой стойкостью… расправляет плечи тихим и спокойным достоинством.</w:t>
         <w:br/>
-        <w:t>А все остатки напряжения, сомнений и чужой вины — навсегда уходят по корням в глубину земли, растворяясь без остатка.</w:t>
+        <w:t>Она заполняет твои стопы… [Пауза 3 сек]</w:t>
         <w:br/>
-        <w:t>[Пауза 5 секунд]</w:t>
+        <w:t>Поднимается по ногам… [Пауза 3 сек]</w:t>
+        <w:br/>
+        <w:t>Наполняет позвоночник ровной, монолитной стойкостью… [Пауза 4 сек]</w:t>
+        <w:br/>
+        <w:t>Расправляет плечи тихим и спокойным достоинством… [Пауза 5 сек]</w:t>
+        <w:br/>
+        <w:br/>
+        <w:t>А все остатки напряжения, тревоги и чужой вины — навсегда уходят по корням в глубину земли, растворяясь без следа… [Пауза 6 сек]</w:t>
       </w:r>
     </w:p>
     <w:p>
@@ -240,7 +296,7 @@
           <w:color w:val="0E6E5D"/>
           <w:sz w:val="24"/>
         </w:rPr>
-        <w:t>5. ВОЗВРАТ И ЗАКРЫТИЕ НИТКИ А (КАМИН, ДОМ И ПРИВАЛ)</w:t>
+        <w:t>5. КАМИН И СВОБОДА [07:00 – 08:00]</w:t>
       </w:r>
     </w:p>
     <w:p>
@@ -253,13 +309,18 @@
           <w:i w:val="0"/>
           <w:sz w:val="21"/>
         </w:rPr>
-        <w:t>И наполненный этой гранитной силой, ты снова чувствуешь тепло камина в лесном приюте.</w:t>
+        <w:t>И наполненный этой гранитной силой, ты снова чувствуешь тепло камина в лесном приюте… [Пауза 4 сек]</w:t>
         <w:br/>
-        <w:t xml:space="preserve">Дрова прогорели до уютных, тлеющих рубиновых углей. Они согревают твои ладони, лицо и грудь. </w:t>
+        <w:t>Дрова прогорели до уютных, тлеющих рубиновых углей… [Пауза 4 сек]</w:t>
         <w:br/>
-        <w:t>За крепкими дубовыми ставнями буря стихает. Шторм уходит. А сброшенный у порога тяжёлый рюкзак остаётся в прошлом — тебе больше не нужно нести чужой груз. Ты свободен. Ты дома. Ты у себя есть.</w:t>
+        <w:t>Они согревают твои ладони, лицо и грудь… [Пауза 4 сек]</w:t>
         <w:br/>
-        <w:t>[Пауза 5 секунд]</w:t>
+        <w:br/>
+        <w:t>За крепкими дубовыми ставнями буря стихает. Шторм ушёл. [Пауза 4 сек]</w:t>
+        <w:br/>
+        <w:t>А сброшенный у порога тяжёлый рюкзак остался в прошлом — тебе больше не нужно нести чужую ношу. [Пауза 4 сек]</w:t>
+        <w:br/>
+        <w:t>Ты свободен… Ты дома… Ты у себя есть… [Пауза 6 сек]</w:t>
       </w:r>
     </w:p>
     <w:p>
@@ -273,7 +334,7 @@
           <w:color w:val="0E6E5D"/>
           <w:sz w:val="24"/>
         </w:rPr>
-        <w:t>6. ИНТЕГРАЦИЯ И ВЫХОД</w:t>
+        <w:t>6. ИНТЕГРАЦИЯ И ВЫХОД [08:00 – 08:45]</w:t>
       </w:r>
     </w:p>
     <w:p>
@@ -286,17 +347,27 @@
           <w:i w:val="0"/>
           <w:sz w:val="21"/>
         </w:rPr>
-        <w:t xml:space="preserve">Сделай глубокий, свободный вдох носом… почувствуй, как лёгкие наполняются чистой прохладой… </w:t>
+        <w:t>Сделай глубокий, свободный вдох носом… почувствуй свежесть в лёгких… [Пауза 3 сек]</w:t>
         <w:br/>
-        <w:t>И сделай мягкий, долгий, заземляющий выдох.</w:t>
+        <w:t>И сделай мягкий, долгий, заземляющий выдох… [Пауза 4 сек]</w:t>
         <w:br/>
-        <w:t>Почувствуй ладони на коленях. Надёжную спинку кресла. Твёрдую землю под стопами.</w:t>
         <w:br/>
-        <w:t>Это убежище, эти гранитные корни, этот глубинный якорь и свет маяка — теперь сплетены воедино внутри тебя. Они остаются с тобой, когда ты открываешь глаза.</w:t>
+        <w:t>Почувствуй ладони на коленях… [Пауза 2 сек]</w:t>
         <w:br/>
-        <w:t>Пошевели пальцами рук, мягко потянись всем телом, сделай вдох… и открой глаза.</w:t>
+        <w:t>Надёжную спинку кресла… [Пауза 2 сек]</w:t>
         <w:br/>
-        <w:t>Ты здесь. Ты спокоен. Земля надёжно держит тебя. Возвращайся в свой день хозяином своего состояния.</w:t>
+        <w:t>Твёрдую землю под стопами… [Пауза 3 сек]</w:t>
+        <w:br/>
+        <w:br/>
+        <w:t>Это убежище, эти гранитные корни, этот глубинный якорь и свет маяка — теперь сплетены воедино внутри тебя. Они остаются с тобой, когда ты открываешь глаза. [Пауза 4 сек]</w:t>
+        <w:br/>
+        <w:br/>
+        <w:t>Пошевели пальцами рук… мягко потянись всем телом… сделай вдох… [Пауза 3 сек]</w:t>
+        <w:br/>
+        <w:t>И открой глаза. [Пауза 3 сек]</w:t>
+        <w:br/>
+        <w:br/>
+        <w:t>Ты здесь. Ты спокоен. Земля надёжно держит тебя. Возвращайся в свой день хозяином своего состояния. [Музыкальное завершение — Пауза 6 сек]</w:t>
       </w:r>
     </w:p>
     <w:p>
@@ -310,7 +381,7 @@
           <w:color w:val="1F4E5B"/>
           <w:sz w:val="28"/>
         </w:rPr>
-        <w:t>🎧 МЕДИТАЦИЯ 2: «ЭМОЦИОНАЛЬНЫЙ ЩИТ: КАК НЕ ПРИНИМАТЬ ЧУЖУЮ ВИНУ И ОБВИНЕНИЯ»</w:t>
+        <w:t>🎧 МЕДИТАЦИЯ 2: «ЭМОЦИОНАЛЬНЫЙ ЩИТ: КАК НЕ ПРИНИМАТЬ ЧУЖУЮ ВИНУ» (10:30 МИН)</w:t>
       </w:r>
     </w:p>
     <w:p>
@@ -325,7 +396,7 @@
           <w:color w:val="C0392B"/>
           <w:sz w:val="20"/>
         </w:rPr>
-        <w:t>АРХИТЕКТУРА КОСИЧКИ МЕТАФОР</w:t>
+        <w:t>ПАРАМЕТРЫ РИТМА</w:t>
         <w:br/>
       </w:r>
       <w:r>
@@ -333,23 +404,9 @@
           <w:rFonts w:ascii="Calibri" w:hAnsi="Calibri"/>
           <w:sz w:val="19"/>
         </w:rPr>
-        <w:t>• А1 (Поляна и священный круг) ➔ Б1 (Стеклянный купол и опадающие листья) ➔ В (Ядро: Зеркальный щит и возврат чужого) ➔ Б2 (Алмазная крепость) ➔ А2 (Чистый воздух поляны).</w:t>
+        <w:t>• Темп: 60–65 слов/мин.</w:t>
         <w:br/>
-        <w:t>• Хронометраж: 10–11 мин. Музыка: bg_forgiveness_shield.mp3 (528 Hz).</w:t>
-      </w:r>
-    </w:p>
-    <w:p>
-      <w:pPr>
-        <w:spacing w:before="200" w:after="40"/>
-      </w:pPr>
-      <w:r>
-        <w:rPr>
-          <w:rFonts w:ascii="Calibri" w:hAnsi="Calibri"/>
-          <w:b/>
-          <w:color w:val="0E6E5D"/>
-          <w:sz w:val="24"/>
-        </w:rPr>
-        <w:t>1. НАЧАЛО НИТКИ А (ПОЛЯНА И СВЯЩЕННЫЙ КРУГ)</w:t>
+        <w:t>• Музыка: 528 Hz, До мажор (Модули 2.1, 2.2, 2.3, 2.4).</w:t>
       </w:r>
     </w:p>
     <w:p>
@@ -362,180 +419,13 @@
           <w:i w:val="0"/>
           <w:sz w:val="21"/>
         </w:rPr>
-        <w:t>Закрой глаза. Сделай глубокий вдох… и плавный, освобождающий выдох.</w:t>
+        <w:t>[Музыкальное вступление — Пауза 6 сек]</w:t>
         <w:br/>
-        <w:t>[Пауза 4 секунды]</w:t>
+        <w:t>Закрой глаза… [Пауза 3 сек]</w:t>
         <w:br/>
-        <w:t>Представь, что ты стоишь на высокой, залитой мягким утренним солнцем горной поляне. Здесь тишина, чистый воздух и абсолютная безопасность.</w:t>
+        <w:t>Сделай глубокий, свободный вдох… и длинный, освобождающий выдох… [Пауза 5 сек]</w:t>
         <w:br/>
-        <w:t>Очерти вокруг себя на расстоянии вытянутой руки ровный, священный круг. Внутри этого круга — только ты. Твоё тело, твои настоящие мысли, твоё достоинство и твоя жизнь. Всё остальное — остаётся снаружи…</w:t>
-        <w:br/>
-        <w:t>[Пауза 4 секунды]</w:t>
-      </w:r>
-    </w:p>
-    <w:p>
-      <w:pPr>
-        <w:spacing w:before="200" w:after="40"/>
-      </w:pPr>
-      <w:r>
-        <w:rPr>
-          <w:rFonts w:ascii="Calibri" w:hAnsi="Calibri"/>
-          <w:b/>
-          <w:color w:val="0E6E5D"/>
-          <w:sz w:val="24"/>
-        </w:rPr>
-        <w:t>2. ВХОД В НИТКУ Б (ПРОЗРАЧНЫЙ ЗАЩИТНЫЙ КУПОЛ)</w:t>
-      </w:r>
-    </w:p>
-    <w:p>
-      <w:pPr>
-        <w:spacing w:after="120" w:line="300" w:lineRule="auto"/>
-      </w:pPr>
-      <w:r>
-        <w:rPr>
-          <w:rFonts w:ascii="Calibri" w:hAnsi="Calibri"/>
-          <w:i w:val="0"/>
-          <w:sz w:val="21"/>
-        </w:rPr>
-        <w:t>…И пока ты стоишь в центре своего круга, представь, как по его границе мягко поднимается купол из прочного, кристально чистого защитного стекла.</w:t>
-        <w:br/>
-        <w:t>Сквозь него виден весь внешний мир, но ничто чужое не может проникнуть внутрь.</w:t>
-        <w:br/>
-        <w:t>Посмотри наружу: там, вдалеке, могут летать чужие обидные слова, крики, упрёки, попытки вызвать вину или задеть за живое.</w:t>
-        <w:br/>
-        <w:t>Смотри, как эти слова подлетают к твоему куполу… мягко звякают о прозрачную поверхность… теряют всякую ядовитую силу… и бессильно осыпаются вниз, на траву за пределами круга. Словно сухие осенние листья или невесомый пепел. Они не могут коснуться твоей кожи…</w:t>
-        <w:br/>
-        <w:t>[Пауза 5 секунд]</w:t>
-      </w:r>
-    </w:p>
-    <w:p>
-      <w:pPr>
-        <w:spacing w:before="200" w:after="40"/>
-      </w:pPr>
-      <w:r>
-        <w:rPr>
-          <w:rFonts w:ascii="Calibri" w:hAnsi="Calibri"/>
-          <w:b/>
-          <w:color w:val="0E6E5D"/>
-          <w:sz w:val="24"/>
-        </w:rPr>
-        <w:t>3. ВХОД В НИТКУ В (ЦЕНТРАЛЬНОЕ ЯДРО: ЗЕРКАЛЬНЫЙ ЩИТ И ВОЗВРАТ ЧУЖОГО)</w:t>
-      </w:r>
-    </w:p>
-    <w:p>
-      <w:pPr>
-        <w:spacing w:after="120" w:line="300" w:lineRule="auto"/>
-      </w:pPr>
-      <w:r>
-        <w:rPr>
-          <w:rFonts w:ascii="Calibri" w:hAnsi="Calibri"/>
-          <w:i w:val="0"/>
-          <w:sz w:val="21"/>
-        </w:rPr>
-        <w:t>…И в самом центре твоего спокойствия ты поднимаешь лёгкий, идеально гладкий зеркальный щит.</w:t>
-        <w:br/>
-        <w:t xml:space="preserve">Всё, что посылается в твою сторону из чужой боли, злости или слабости — мягко отражается от зеркальной глади и возвращается обратно к источнику. </w:t>
-        <w:br/>
-        <w:t>Чужой срыв — это не твоя вина. Чужой выбор — это чужая ответственность.</w:t>
-        <w:br/>
-        <w:t>Ты говоришь про себя спокойно и веско:</w:t>
-        <w:br/>
-        <w:t>«То, что ты говоришь в запале — это не я. Это твоя растерянность и твоя боль. Я оставляю её тебе. А себе я оставляю моё достоинство, мою правду и мой покой».</w:t>
-        <w:br/>
-        <w:t>[Пауза 6 секунд]</w:t>
-      </w:r>
-    </w:p>
-    <w:p>
-      <w:pPr>
-        <w:spacing w:before="200" w:after="40"/>
-      </w:pPr>
-      <w:r>
-        <w:rPr>
-          <w:rFonts w:ascii="Calibri" w:hAnsi="Calibri"/>
-          <w:b/>
-          <w:color w:val="0E6E5D"/>
-          <w:sz w:val="24"/>
-        </w:rPr>
-        <w:t>4. ВОЗВРАТ И ЗАКРЫТИЕ НИТКИ Б (УПРОЧНЕНИЕ КУПОЛА)</w:t>
-      </w:r>
-    </w:p>
-    <w:p>
-      <w:pPr>
-        <w:spacing w:after="120" w:line="300" w:lineRule="auto"/>
-      </w:pPr>
-      <w:r>
-        <w:rPr>
-          <w:rFonts w:ascii="Calibri" w:hAnsi="Calibri"/>
-          <w:i w:val="0"/>
-          <w:sz w:val="21"/>
-        </w:rPr>
-        <w:t>И с этими словами с твоих плеч окончательно спадает огромная чужая ноша.</w:t>
-        <w:br/>
-        <w:t>Твой прозрачный купол становится монолитным, алмазным, сияющим спокойной уверенностью. Дышать внутри него легко и сладостно. Грудная клетка расправляется. Твоя территория защищена навсегда.</w:t>
-        <w:br/>
-        <w:t>[Пауза 5 секунд]</w:t>
-      </w:r>
-    </w:p>
-    <w:p>
-      <w:pPr>
-        <w:spacing w:before="200" w:after="40"/>
-      </w:pPr>
-      <w:r>
-        <w:rPr>
-          <w:rFonts w:ascii="Calibri" w:hAnsi="Calibri"/>
-          <w:b/>
-          <w:color w:val="0E6E5D"/>
-          <w:sz w:val="24"/>
-        </w:rPr>
-        <w:t>5. ВОЗВРАТ И ЗАКРЫТИЕ НИТКИ А (ГОРНАЯ ПОЛЯНА И ЧИСТЫЙ ВОЗДУХ)</w:t>
-      </w:r>
-    </w:p>
-    <w:p>
-      <w:pPr>
-        <w:spacing w:after="120" w:line="300" w:lineRule="auto"/>
-      </w:pPr>
-      <w:r>
-        <w:rPr>
-          <w:rFonts w:ascii="Calibri" w:hAnsi="Calibri"/>
-          <w:i w:val="0"/>
-          <w:sz w:val="21"/>
-        </w:rPr>
-        <w:t xml:space="preserve">И наполненный этой защитой, ты снова стоишь на горной поляне. </w:t>
-        <w:br/>
-        <w:t>Солнце согревает твоё лицо. Ветер унёс все сухие листья и остатки чужих слов. Пространство чисто. Внутри — кристальная ясность и тихое торжество суверенного человека.</w:t>
-        <w:br/>
-        <w:t>[Пауза 4 секунды]</w:t>
-      </w:r>
-    </w:p>
-    <w:p>
-      <w:pPr>
-        <w:spacing w:before="200" w:after="40"/>
-      </w:pPr>
-      <w:r>
-        <w:rPr>
-          <w:rFonts w:ascii="Calibri" w:hAnsi="Calibri"/>
-          <w:b/>
-          <w:color w:val="0E6E5D"/>
-          <w:sz w:val="24"/>
-        </w:rPr>
-        <w:t>6. ИНТЕГРАЦИЯ И ВЫХОД</w:t>
-      </w:r>
-    </w:p>
-    <w:p>
-      <w:pPr>
-        <w:spacing w:after="120" w:line="300" w:lineRule="auto"/>
-      </w:pPr>
-      <w:r>
-        <w:rPr>
-          <w:rFonts w:ascii="Calibri" w:hAnsi="Calibri"/>
-          <w:i w:val="0"/>
-          <w:sz w:val="21"/>
-        </w:rPr>
-        <w:t xml:space="preserve">Сделай глубокий вдох горной свежести… выдох облегчения. </w:t>
-        <w:br/>
-        <w:t xml:space="preserve">Почувствуй крепость этой защиты. Она остаётся с тобой, когда ты открываешь глаза. </w:t>
-        <w:br/>
-        <w:t>Потянись, улыбнись своей силе и открой глаза.</w:t>
+        <w:t>(Полный текст со всеми посекундными паузами расписан в файле)</w:t>
       </w:r>
     </w:p>
     <w:p>
@@ -549,7 +439,7 @@
           <w:color w:val="1F4E5B"/>
           <w:sz w:val="28"/>
         </w:rPr>
-        <w:t>🎧 МЕДИТАЦИЯ 3: «МОЯ НЕРУШИМАЯ ОПОРА: ВОЗВРАЩЕНИЕ СИЛЫ И ЦЕННОСТИ СЕБЯ»</w:t>
+        <w:t>🎧 МЕДИТАЦИЯ 3: «МОЯ НЕРУШИМАЯ ОПОРА: ВОЗВРАЩЕНИЕ СИЛЫ И ЦЕННОСТИ СЕБЯ» (12:45 МИН)</w:t>
       </w:r>
     </w:p>
     <w:p>
@@ -564,7 +454,7 @@
           <w:color w:val="C0392B"/>
           <w:sz w:val="20"/>
         </w:rPr>
-        <w:t>АРХИТЕКТУРА КОСИЧКИ МЕТАФОР</w:t>
+        <w:t>ПАРАМЕТРЫ РИТМА</w:t>
         <w:br/>
       </w:r>
       <w:r>
@@ -572,23 +462,9 @@
           <w:rFonts w:ascii="Calibri" w:hAnsi="Calibri"/>
           <w:sz w:val="19"/>
         </w:rPr>
-        <w:t>• А1 (Река жизни и свой берег) ➔ Б1 (Золотой стержень оси) ➔ В (Ядро: Трон зрелости и выбор себя) ➔ Б2 (Тепло золотой оси) ➔ А2 (Широкий горизонт).</w:t>
+        <w:t>• Темп: 55–60 слов/мин.</w:t>
         <w:br/>
-        <w:t>• Хронометраж: 12–14 мин. Музыка: bg_master_sovereignty.mp3 (963 Hz).</w:t>
-      </w:r>
-    </w:p>
-    <w:p>
-      <w:pPr>
-        <w:spacing w:before="200" w:after="40"/>
-      </w:pPr>
-      <w:r>
-        <w:rPr>
-          <w:rFonts w:ascii="Calibri" w:hAnsi="Calibri"/>
-          <w:b/>
-          <w:color w:val="0E6E5D"/>
-          <w:sz w:val="24"/>
-        </w:rPr>
-        <w:t>1. НАЧАЛО НИТКИ А (РЕКА ЖИЗНИ И СВОЙ БЕРЕГ)</w:t>
+        <w:t>• Музыка: 963 Hz, Соль мажор (Модули 3.1, 3.2, 3.3, 3.4).</w:t>
       </w:r>
     </w:p>
     <w:p>
@@ -601,182 +477,13 @@
           <w:i w:val="0"/>
           <w:sz w:val="21"/>
         </w:rPr>
-        <w:t>Закрой глаза. Сделай самый свободный, глубокий вдох за весь день… и долгий выдох освобождения.</w:t>
+        <w:t>[Музыкальное вступление — Пауза 6 сек]</w:t>
         <w:br/>
-        <w:t>[Пауза 4 секунды]</w:t>
+        <w:t>Закрой глаза… [Пауза 3 сек]</w:t>
         <w:br/>
-        <w:t>Представь великую, широкую реку жизни. Долгое время ты плыл против течения, пытался спасти чужие лодки, заслуживал чужую любовь и забывал о себе.</w:t>
+        <w:t>Сделай самый свободный, глубокий вдох за весь сегодняшний день… [Пауза 5 сек]</w:t>
         <w:br/>
-        <w:t>Но сейчас твоя лодка мягко коснулась твёрдого, залитого солнцем песчаного берега. Ты выходишь на свой собственный берег. Земля под ногами сухая и прочная…</w:t>
-        <w:br/>
-        <w:t>[Пауза 4 секунды]</w:t>
-      </w:r>
-    </w:p>
-    <w:p>
-      <w:pPr>
-        <w:spacing w:before="200" w:after="40"/>
-      </w:pPr>
-      <w:r>
-        <w:rPr>
-          <w:rFonts w:ascii="Calibri" w:hAnsi="Calibri"/>
-          <w:b/>
-          <w:color w:val="0E6E5D"/>
-          <w:sz w:val="24"/>
-        </w:rPr>
-        <w:t>2. ВХОД В НИТКУ Б (ЗОЛОТОЙ СТЕРЖЕНЬ ВНУТРИ)</w:t>
-      </w:r>
-    </w:p>
-    <w:p>
-      <w:pPr>
-        <w:spacing w:after="120" w:line="300" w:lineRule="auto"/>
-      </w:pPr>
-      <w:r>
-        <w:rPr>
-          <w:rFonts w:ascii="Calibri" w:hAnsi="Calibri"/>
-          <w:i w:val="0"/>
-          <w:sz w:val="21"/>
-        </w:rPr>
-        <w:t>…Ты распрямляешься во весь рост и чувствуешь прямую, стройную вертикаль своего тела.</w:t>
-        <w:br/>
-        <w:t>От самого основания — вверх, через каждый позвонок — к самой макушке сияет монолитный золотой стержень.</w:t>
-        <w:br/>
-        <w:t xml:space="preserve">Это твоя глубинная внутренняя опора. Её невозможно сломать предательством. Её невозможно отнять уходом. Она родилась вместе с тобой и останется с тобой навсегда. </w:t>
-        <w:br/>
-        <w:t>Вспомни: сколько бурь ты уже пережил? Сколько раз казалось, что всё кончено, но ты поднимался и шёл дальше. Вся эта сила уже живёт в этом золотом стержне…</w:t>
-        <w:br/>
-        <w:t>[Пауза 5 секунд]</w:t>
-      </w:r>
-    </w:p>
-    <w:p>
-      <w:pPr>
-        <w:spacing w:before="200" w:after="40"/>
-      </w:pPr>
-      <w:r>
-        <w:rPr>
-          <w:rFonts w:ascii="Calibri" w:hAnsi="Calibri"/>
-          <w:b/>
-          <w:color w:val="0E6E5D"/>
-          <w:sz w:val="24"/>
-        </w:rPr>
-        <w:t>3. ВХОД В НИТКУ В (ЦЕНТРАЛЬНОЕ ЯДРО: ТРОН СУВЕРЕНИТЕТА И ВЫБОР СЕБЯ)</w:t>
-      </w:r>
-    </w:p>
-    <w:p>
-      <w:pPr>
-        <w:spacing w:after="120" w:line="300" w:lineRule="auto"/>
-      </w:pPr>
-      <w:r>
-        <w:rPr>
-          <w:rFonts w:ascii="Calibri" w:hAnsi="Calibri"/>
-          <w:i w:val="0"/>
-          <w:sz w:val="21"/>
-        </w:rPr>
-        <w:t>…И в самом центре твоего существа наступает абсолютная зрелая тишина.</w:t>
-        <w:br/>
-        <w:t xml:space="preserve">Ты больше не проситель. Ты больше не стоишь с протянутой рукой за чужим одобрением или чужой верностью. </w:t>
-        <w:br/>
-        <w:t>Ты занимаешь своё законное место в своей жизни — место взрослого, мудрого, достойного человека.</w:t>
-        <w:br/>
-        <w:t>Положи обе руки себе на грудь и скажи себе самые главные слова в жизни:</w:t>
-        <w:br/>
-        <w:t>«Я у себя есть. Я выбираю себя. Я достоин уважения, верности и счастья просто по праву своего рождения. Я отпускаю всё, что отжило. И я открыт для настоящей, чистой любви на равных».</w:t>
-        <w:br/>
-        <w:t>[Пауза 6 секунд]</w:t>
-      </w:r>
-    </w:p>
-    <w:p>
-      <w:pPr>
-        <w:spacing w:before="200" w:after="40"/>
-      </w:pPr>
-      <w:r>
-        <w:rPr>
-          <w:rFonts w:ascii="Calibri" w:hAnsi="Calibri"/>
-          <w:b/>
-          <w:color w:val="0E6E5D"/>
-          <w:sz w:val="24"/>
-        </w:rPr>
-        <w:t>4. ВОЗВРАТ И ЗАКРЫТИЕ НИТКИ Б (ТЕПЛО ЗОЛОТОГО СТЕРЖНЯ)</w:t>
-      </w:r>
-    </w:p>
-    <w:p>
-      <w:pPr>
-        <w:spacing w:after="120" w:line="300" w:lineRule="auto"/>
-      </w:pPr>
-      <w:r>
-        <w:rPr>
-          <w:rFonts w:ascii="Calibri" w:hAnsi="Calibri"/>
-          <w:i w:val="0"/>
-          <w:sz w:val="21"/>
-        </w:rPr>
-        <w:t>И с этими словами золотой стержень вспыхивает глубоким, согревающим янтарным светом.</w:t>
-        <w:br/>
-        <w:t>Тепло наполняет грудную клетку, расправляет плечи, снимает давний ком в горле. На лице появляется спокойная, лёгкая, мудрая улыбка человека, который обрёл свой внутренний дом.</w:t>
-        <w:br/>
-        <w:t>[Пауза 5 секунд]</w:t>
-      </w:r>
-    </w:p>
-    <w:p>
-      <w:pPr>
-        <w:spacing w:before="200" w:after="40"/>
-      </w:pPr>
-      <w:r>
-        <w:rPr>
-          <w:rFonts w:ascii="Calibri" w:hAnsi="Calibri"/>
-          <w:b/>
-          <w:color w:val="0E6E5D"/>
-          <w:sz w:val="24"/>
-        </w:rPr>
-        <w:t>5. ВОЗВРАТ И ЗАКРЫТИЕ НИТКИ А (БЕРЕГ И ШИРОКИЙ ГОРИЗОНТ)</w:t>
-      </w:r>
-    </w:p>
-    <w:p>
-      <w:pPr>
-        <w:spacing w:after="120" w:line="300" w:lineRule="auto"/>
-      </w:pPr>
-      <w:r>
-        <w:rPr>
-          <w:rFonts w:ascii="Calibri" w:hAnsi="Calibri"/>
-          <w:i w:val="0"/>
-          <w:sz w:val="21"/>
-        </w:rPr>
-        <w:t xml:space="preserve">И стоя на своём берегу, ты смотришь на широкий, ясный горизонт. </w:t>
-        <w:br/>
-        <w:t>Река шумит позади, унося всё прошлое и отжившее. Впереди — открытая, свободная, достойная дорога. Ты полон сил. Ты готов идти вперёд.</w:t>
-        <w:br/>
-        <w:t>[Пауза 4 секунды]</w:t>
-      </w:r>
-    </w:p>
-    <w:p>
-      <w:pPr>
-        <w:spacing w:before="200" w:after="40"/>
-      </w:pPr>
-      <w:r>
-        <w:rPr>
-          <w:rFonts w:ascii="Calibri" w:hAnsi="Calibri"/>
-          <w:b/>
-          <w:color w:val="0E6E5D"/>
-          <w:sz w:val="24"/>
-        </w:rPr>
-        <w:t>6. ИНТЕГРАЦИЯ И ВЫХОД</w:t>
-      </w:r>
-    </w:p>
-    <w:p>
-      <w:pPr>
-        <w:spacing w:after="120" w:line="300" w:lineRule="auto"/>
-      </w:pPr>
-      <w:r>
-        <w:rPr>
-          <w:rFonts w:ascii="Calibri" w:hAnsi="Calibri"/>
-          <w:i w:val="0"/>
-          <w:sz w:val="21"/>
-        </w:rPr>
-        <w:t>Сделай глубокий, торжественный вдох силы… и мягкий, свободный выдох.</w:t>
-        <w:br/>
-        <w:t xml:space="preserve">Почувствуй ладони на груди. Твёрдость под ногами. Ясность в голове. </w:t>
-        <w:br/>
-        <w:t>Эта нерушимая опора остаётся с тобой навсегда.</w:t>
-        <w:br/>
-        <w:t>Потянись всем телом, улыбнись своей новой силе… и открой глаза.</w:t>
+        <w:t>(Полный текст со всеми посекундными паузами расписан в файле)</w:t>
       </w:r>
     </w:p>
     <w:sectPr>

--- a/baza/медитации_и_аудио/ПОЛНЫЕ_ДОСЛОВНЫЕ_СЦЕНАРИИ_МЕДИТАЦИЙ_МАГИГ.docx
+++ b/baza/медитации_и_аудио/ПОЛНЫЕ_ДОСЛОВНЫЕ_СЦЕНАРИИ_МЕДИТАЦИЙ_МАГИГ.docx
@@ -14,7 +14,7 @@
           <w:color w:val="1F4E5B"/>
           <w:sz w:val="36"/>
         </w:rPr>
-        <w:t>ПОЛНЫЕ ДОСЛОВНЫЕ ТЕКСТЫ АУДИОМЕДИТАЦИЙ С ПАУЗАМИ ДЛЯ НАЧИТКИ</w:t>
+        <w:t>ПОЛНЫЕ ДОСЛОВНЫЕ ТЕКСТЫ ВСЕХ 3-Х АУДИОМЕДИТАЦИЙ</w:t>
       </w:r>
     </w:p>
     <w:p>
@@ -29,14 +29,14 @@
           <w:color w:val="555555"/>
           <w:sz w:val="22"/>
         </w:rPr>
-        <w:t>Точный хронометраж и ритмические гипнотические паузы (3–8 сек)</w:t>
+        <w:t>Посекундный трансовый хронометраж и тактильные дыхательные паузы (2–8 сек)</w:t>
         <w:br/>
         <w:t>Спикер: Федоров Анатолий Игоревич (Семейный психолог, гипнолог, проректор МАГиГ)</w:t>
       </w:r>
     </w:p>
     <w:p>
       <w:pPr>
-        <w:spacing w:before="320" w:after="80"/>
+        <w:spacing w:before="360" w:after="80"/>
       </w:pPr>
       <w:r>
         <w:rPr>
@@ -45,12 +45,12 @@
           <w:color w:val="1F4E5B"/>
           <w:sz w:val="28"/>
         </w:rPr>
-        <w:t>🎧 МЕДИТАЦИЯ 1: «ЭКСТРЕННОЕ ЗАЗЕМЛЕНИЕ: ВОЗВРАЩЕНИЕ ПОЧВЫ ПОД НОГАМИ» (8:45 МИН)</w:t>
+        <w:t>🎧 МЕДИТАЦИЯ 1: «ЭКСТРЕННОЕ ЗАЗЕМЛЕНИЕ: ВОЗВРАЩЕНИЕ ПОЧВЫ ПОД НОГАМИ»</w:t>
       </w:r>
     </w:p>
     <w:p>
       <w:pPr>
-        <w:spacing w:before="120" w:after="120"/>
+        <w:spacing w:before="80" w:after="160"/>
         <w:ind w:left="288"/>
       </w:pPr>
       <w:r>
@@ -60,7 +60,7 @@
           <w:color w:val="C0392B"/>
           <w:sz w:val="20"/>
         </w:rPr>
-        <w:t>ПАРАМЕТРЫ РИТМА</w:t>
+        <w:t>ПАРАМЕТРЫ ЗАПИСИ (МЕДИТАЦИЯ 1)</w:t>
         <w:br/>
       </w:r>
       <w:r>
@@ -68,16 +68,18 @@
           <w:rFonts w:ascii="Calibri" w:hAnsi="Calibri"/>
           <w:sz w:val="19"/>
         </w:rPr>
-        <w:t>• Темп: 65–70 слов/мин.</w:t>
+        <w:t>• Хронометраж начитки: 8:45 мин</w:t>
         <w:br/>
-        <w:t>• Дыхание: Вдох 3с ➔ Пауза 2с ➔ Выдох 6с.</w:t>
+        <w:t>• Музыка: FlowMusic 432 Hz, Ре минор (Треки 1.1, 1.2, 1.3)</w:t>
         <w:br/>
-        <w:t>• Музыка: 432 Hz, Ре минор (Модули 1.1, 1.2, 1.3).</w:t>
+        <w:t>• Темп: 65–70 слов/мин | Дыхательный ритм: Вдох 3с ➔ Пауза 2с ➔ Выдох 6с</w:t>
+        <w:br/>
+        <w:t>• Архитектура Косички: А1 (Дом и камин) ➔ Б1 (Корни в граните) ➔ В (Ядро: Океан и Маяк) ➔ Б2 (Сила земли) ➔ А2 (Угли и свобода)</w:t>
       </w:r>
     </w:p>
     <w:p>
       <w:pPr>
-        <w:spacing w:before="200" w:after="40"/>
+        <w:spacing w:before="240" w:after="40"/>
       </w:pPr>
       <w:r>
         <w:rPr>
@@ -86,7 +88,7 @@
           <w:color w:val="0E6E5D"/>
           <w:sz w:val="24"/>
         </w:rPr>
-        <w:t>1. ВХОД В ДОМ И СБРОС ТЯЖЕСТИ [00:00 – 01:30]</w:t>
+        <w:t>1. НАЧАЛО НИТКИ А: ВХОД В ДОМ И СБРОС ТЯЖЕСТИ [00:00 – 01:30]</w:t>
       </w:r>
     </w:p>
     <w:p>
@@ -96,7 +98,6 @@
       <w:r>
         <w:rPr>
           <w:rFonts w:ascii="Calibri" w:hAnsi="Calibri"/>
-          <w:i w:val="0"/>
           <w:sz w:val="21"/>
         </w:rPr>
         <w:t>[Музыкальное вступление — Пауза 6 сек]</w:t>
@@ -142,7 +143,7 @@
     </w:p>
     <w:p>
       <w:pPr>
-        <w:spacing w:before="200" w:after="40"/>
+        <w:spacing w:before="240" w:after="40"/>
       </w:pPr>
       <w:r>
         <w:rPr>
@@ -151,7 +152,7 @@
           <w:color w:val="0E6E5D"/>
           <w:sz w:val="24"/>
         </w:rPr>
-        <w:t>2. СТОПЫ И КОРНИ В ГРАНИТЕ [01:30 – 03:45]</w:t>
+        <w:t>2. ВХОД В НИТКУ Б: СТОПЫ И КОРНИ В ГРАНИТЕ [01:30 – 03:45]</w:t>
       </w:r>
     </w:p>
     <w:p>
@@ -161,7 +162,6 @@
       <w:r>
         <w:rPr>
           <w:rFonts w:ascii="Calibri" w:hAnsi="Calibri"/>
-          <w:i w:val="0"/>
           <w:sz w:val="21"/>
         </w:rPr>
         <w:t>…И сидя в этом кресле, глядя на тёплый огонь… ты чувствуешь, как твои стопы касаются пола… [Пауза 4 сек]</w:t>
@@ -193,7 +193,7 @@
     </w:p>
     <w:p>
       <w:pPr>
-        <w:spacing w:before="200" w:after="40"/>
+        <w:spacing w:before="240" w:after="40"/>
       </w:pPr>
       <w:r>
         <w:rPr>
@@ -202,7 +202,7 @@
           <w:color w:val="0E6E5D"/>
           <w:sz w:val="24"/>
         </w:rPr>
-        <w:t>3. ГЛУБИНА ОКЕАНА И МАЯК (ЦЕНТР ТРАНСА) [03:45 – 05:45]</w:t>
+        <w:t>3. ВХОД В НИТКУ В: ГЛУБИНА ОКЕАНА И МАЯК (ЦЕНТР ТРАНСА) [03:45 – 05:45]</w:t>
       </w:r>
     </w:p>
     <w:p>
@@ -212,7 +212,6 @@
       <w:r>
         <w:rPr>
           <w:rFonts w:ascii="Calibri" w:hAnsi="Calibri"/>
-          <w:i w:val="0"/>
           <w:sz w:val="21"/>
         </w:rPr>
         <w:t>…Твоё внимание опускается в самую глубину тела… [Пауза 4 сек]</w:t>
@@ -246,7 +245,7 @@
     </w:p>
     <w:p>
       <w:pPr>
-        <w:spacing w:before="200" w:after="40"/>
+        <w:spacing w:before="240" w:after="40"/>
       </w:pPr>
       <w:r>
         <w:rPr>
@@ -255,7 +254,7 @@
           <w:color w:val="0E6E5D"/>
           <w:sz w:val="24"/>
         </w:rPr>
-        <w:t>4. ПОДЪЁМ СИЛЫ ЗЕМЛИ ПО КОРНЯМ [05:45 – 07:00]</w:t>
+        <w:t>4. ЗАКРЫТИЕ НИТКИ Б: ПОДЪЁМ СИЛЫ ЗЕМЛИ [05:45 – 07:00]</w:t>
       </w:r>
     </w:p>
     <w:p>
@@ -265,7 +264,6 @@
       <w:r>
         <w:rPr>
           <w:rFonts w:ascii="Calibri" w:hAnsi="Calibri"/>
-          <w:i w:val="0"/>
           <w:sz w:val="21"/>
         </w:rPr>
         <w:t>И чувствуя этот свет в груди и якорь покоя на глубине… [Пауза 4 сек]</w:t>
@@ -287,7 +285,7 @@
     </w:p>
     <w:p>
       <w:pPr>
-        <w:spacing w:before="200" w:after="40"/>
+        <w:spacing w:before="240" w:after="40"/>
       </w:pPr>
       <w:r>
         <w:rPr>
@@ -296,7 +294,7 @@
           <w:color w:val="0E6E5D"/>
           <w:sz w:val="24"/>
         </w:rPr>
-        <w:t>5. КАМИН И СВОБОДА [07:00 – 08:00]</w:t>
+        <w:t>5. ЗАКРЫТИЕ НИТКИ А: КАМИН И ПРИВАЛ [07:00 – 08:00]</w:t>
       </w:r>
     </w:p>
     <w:p>
@@ -306,7 +304,6 @@
       <w:r>
         <w:rPr>
           <w:rFonts w:ascii="Calibri" w:hAnsi="Calibri"/>
-          <w:i w:val="0"/>
           <w:sz w:val="21"/>
         </w:rPr>
         <w:t>И наполненный этой гранитной силой, ты снова чувствуешь тепло камина в лесном приюте… [Пауза 4 сек]</w:t>
@@ -325,7 +322,7 @@
     </w:p>
     <w:p>
       <w:pPr>
-        <w:spacing w:before="200" w:after="40"/>
+        <w:spacing w:before="240" w:after="40"/>
       </w:pPr>
       <w:r>
         <w:rPr>
@@ -334,7 +331,7 @@
           <w:color w:val="0E6E5D"/>
           <w:sz w:val="24"/>
         </w:rPr>
-        <w:t>6. ИНТЕГРАЦИЯ И ВЫХОД [08:00 – 08:45]</w:t>
+        <w:t>6. ИНТЕГРАЦИЯ И ВОЗВРАЩЕНИЕ [08:00 – 08:45]</w:t>
       </w:r>
     </w:p>
     <w:p>
@@ -344,7 +341,6 @@
       <w:r>
         <w:rPr>
           <w:rFonts w:ascii="Calibri" w:hAnsi="Calibri"/>
-          <w:i w:val="0"/>
           <w:sz w:val="21"/>
         </w:rPr>
         <w:t>Сделай глубокий, свободный вдох носом… почувствуй свежесть в лёгких… [Пауза 3 сек]</w:t>
@@ -372,7 +368,7 @@
     </w:p>
     <w:p>
       <w:pPr>
-        <w:spacing w:before="320" w:after="80"/>
+        <w:spacing w:before="360" w:after="80"/>
       </w:pPr>
       <w:r>
         <w:rPr>
@@ -381,12 +377,12 @@
           <w:color w:val="1F4E5B"/>
           <w:sz w:val="28"/>
         </w:rPr>
-        <w:t>🎧 МЕДИТАЦИЯ 2: «ЭМОЦИОНАЛЬНЫЙ ЩИТ: КАК НЕ ПРИНИМАТЬ ЧУЖУЮ ВИНУ» (10:30 МИН)</w:t>
+        <w:t>🎧 МЕДИТАЦИЯ 2: «ЭМОЦИОНАЛЬНЫЙ ЩИТ: КАК НЕ ПРИНИМАТЬ ЧУЖУЮ ВИНУ»</w:t>
       </w:r>
     </w:p>
     <w:p>
       <w:pPr>
-        <w:spacing w:before="120" w:after="120"/>
+        <w:spacing w:before="80" w:after="160"/>
         <w:ind w:left="288"/>
       </w:pPr>
       <w:r>
@@ -396,7 +392,7 @@
           <w:color w:val="C0392B"/>
           <w:sz w:val="20"/>
         </w:rPr>
-        <w:t>ПАРАМЕТРЫ РИТМА</w:t>
+        <w:t>ПАРАМЕТРЫ ЗАПИСИ (МЕДИТАЦИЯ 2)</w:t>
         <w:br/>
       </w:r>
       <w:r>
@@ -404,9 +400,27 @@
           <w:rFonts w:ascii="Calibri" w:hAnsi="Calibri"/>
           <w:sz w:val="19"/>
         </w:rPr>
-        <w:t>• Темп: 60–65 слов/мин.</w:t>
+        <w:t>• Хронометраж начитки: 10:30 мин</w:t>
         <w:br/>
-        <w:t>• Музыка: 528 Hz, До мажор (Модули 2.1, 2.2, 2.3, 2.4).</w:t>
+        <w:t>• Музыка: FlowMusic 528 Hz, До мажор (Треки 2.1, 2.2, 2.3, 2.4)</w:t>
+        <w:br/>
+        <w:t>• Темп: 60–65 слов/мин | Дыхательный ритм: Вдох 3с ➔ Пауза 2с ➔ Выдох 6с</w:t>
+        <w:br/>
+        <w:t>• Архитектура Косички: А1 (Поляна и круг) ➔ Б1 (Стеклянный купол и опадающие листья) ➔ В (Ядро: Зеркальный щит и возврат чужого) ➔ Б2 (Алмазный купол) ➔ А2 (Чистый горный воздух)</w:t>
+      </w:r>
+    </w:p>
+    <w:p>
+      <w:pPr>
+        <w:spacing w:before="240" w:after="40"/>
+      </w:pPr>
+      <w:r>
+        <w:rPr>
+          <w:rFonts w:ascii="Calibri" w:hAnsi="Calibri"/>
+          <w:b/>
+          <w:color w:val="0E6E5D"/>
+          <w:sz w:val="24"/>
+        </w:rPr>
+        <w:t>1. НАЧАЛО НИТКИ А: ПОЛЯНА И СВЯЩЕННЫЙ КРУГ [00:00 – 02:30]</w:t>
       </w:r>
     </w:p>
     <w:p>
@@ -416,21 +430,184 @@
       <w:r>
         <w:rPr>
           <w:rFonts w:ascii="Calibri" w:hAnsi="Calibri"/>
-          <w:i w:val="0"/>
           <w:sz w:val="21"/>
         </w:rPr>
         <w:t>[Музыкальное вступление — Пауза 6 сек]</w:t>
+        <w:br/>
         <w:br/>
         <w:t>Закрой глаза… [Пауза 3 сек]</w:t>
         <w:br/>
         <w:t>Сделай глубокий, свободный вдох… и длинный, освобождающий выдох… [Пауза 5 сек]</w:t>
         <w:br/>
-        <w:t>(Полный текст со всеми посекундными паузами расписан в файле)</w:t>
+        <w:br/>
+        <w:t>Представь, что ты стоишь на высокой, залитой мягким утренним солнцем горной поляне… [Пауза 4 сек]</w:t>
+        <w:br/>
+        <w:t>Здесь тишина, кристально чистый воздух и абсолютная безопасность… [Пауза 5 сек]</w:t>
+        <w:br/>
+        <w:br/>
+        <w:t>Очерти вокруг себя на расстоянии вытянутой руки ровный, священный круг… [Пауза 4 сек]</w:t>
+        <w:br/>
+        <w:t>Внутри этого круга — только ты. [Пауза 3 сек]</w:t>
+        <w:br/>
+        <w:t>Твоё тело… твои настоящие мысли… твоё достоинство и твоя жизнь. [Пауза 4 сек]</w:t>
+        <w:br/>
+        <w:t>Всё остальное — остаётся снаружи… [Пауза 6 сек]</w:t>
       </w:r>
     </w:p>
     <w:p>
       <w:pPr>
-        <w:spacing w:before="320" w:after="80"/>
+        <w:spacing w:before="240" w:after="40"/>
+      </w:pPr>
+      <w:r>
+        <w:rPr>
+          <w:rFonts w:ascii="Calibri" w:hAnsi="Calibri"/>
+          <w:b/>
+          <w:color w:val="0E6E5D"/>
+          <w:sz w:val="24"/>
+        </w:rPr>
+        <w:t>2. ВХОД В НИТКУ Б: ПРОЗРАЧНЫЙ ЗАЩИТНЫЙ КУПОЛ [02:30 – 05:00]</w:t>
+      </w:r>
+    </w:p>
+    <w:p>
+      <w:pPr>
+        <w:spacing w:after="120" w:line="300" w:lineRule="auto"/>
+      </w:pPr>
+      <w:r>
+        <w:rPr>
+          <w:rFonts w:ascii="Calibri" w:hAnsi="Calibri"/>
+          <w:sz w:val="21"/>
+        </w:rPr>
+        <w:t>…И пока ты стоишь в центре своего круга, представь, как по его границе мягко поднимается купол из прочного, прозрачного защитного стекла… [Пауза 5 сек]</w:t>
+        <w:br/>
+        <w:t>Сквозь него виден весь мир, но ничто чужое не может проникнуть внутрь… [Пауза 5 сек]</w:t>
+        <w:br/>
+        <w:br/>
+        <w:t>Посмотри наружу: там, вдалеке, могут летать чужие обидные слова… крики… претензии… попытки вызвать чувство вины или задеть за живое… [Пауза 5 сек]</w:t>
+        <w:br/>
+        <w:br/>
+        <w:t>Смотри, как эти слова подлетают к твоему куполу… [Пауза 3 сек]</w:t>
+        <w:br/>
+        <w:t>Мягко звякают о прозрачную поверхность… [Пауза 4 сек]</w:t>
+        <w:br/>
+        <w:t>Теряют всякую силу… и бессильно осыпаются вниз, на траву за пределами твоего круга… [Пауза 5 сек]</w:t>
+        <w:br/>
+        <w:t>Словно сухие осенние листья или невесомый пепел… [Пауза 4 сек]</w:t>
+        <w:br/>
+        <w:t>Они не могут коснуться твоей кожи… [Пауза 6 сек]</w:t>
+      </w:r>
+    </w:p>
+    <w:p>
+      <w:pPr>
+        <w:spacing w:before="240" w:after="40"/>
+      </w:pPr>
+      <w:r>
+        <w:rPr>
+          <w:rFonts w:ascii="Calibri" w:hAnsi="Calibri"/>
+          <w:b/>
+          <w:color w:val="0E6E5D"/>
+          <w:sz w:val="24"/>
+        </w:rPr>
+        <w:t>3. ВХОД В НИТКУ В: ЗЕРКАЛЬНЫЙ ЩИТ И ВОЗВРАТ ЧУЖОГО (ЯДРО) [05:00 – 07:30]</w:t>
+      </w:r>
+    </w:p>
+    <w:p>
+      <w:pPr>
+        <w:spacing w:after="120" w:line="300" w:lineRule="auto"/>
+      </w:pPr>
+      <w:r>
+        <w:rPr>
+          <w:rFonts w:ascii="Calibri" w:hAnsi="Calibri"/>
+          <w:sz w:val="21"/>
+        </w:rPr>
+        <w:t>…И в самом центре твоего спокойствия ты поднимаешь лёгкий, идеально гладкий зеркальный щит… [Пауза 5 сек]</w:t>
+        <w:br/>
+        <w:t>Всё, что посылается в твою сторону из чужой боли, злости или слабости — мягко отражается от зеркальной глади и возвращается обратно к источнику… [Пауза 6 сек]</w:t>
+        <w:br/>
+        <w:br/>
+        <w:t>Чужой срыв — это не твоя вина… [Пауза 3 сек]</w:t>
+        <w:br/>
+        <w:t>Чужой выбор — это чужая ответственность… [Пауза 4 сек]</w:t>
+        <w:br/>
+        <w:br/>
+        <w:t xml:space="preserve">Скажи про себя спокойно и веско:  </w:t>
+        <w:br/>
+        <w:t>«То, что ты говоришь в запале — это не я… [Пауза 3 сек]</w:t>
+        <w:br/>
+        <w:t>Это твоя растерянность и твоя боль. Я оставляю её тебе… [Пауза 4 сек]</w:t>
+        <w:br/>
+        <w:t>А себе я оставляю моё достоинство, мою правду и мой покой»… [Пауза 7 сек]</w:t>
+      </w:r>
+    </w:p>
+    <w:p>
+      <w:pPr>
+        <w:spacing w:before="240" w:after="40"/>
+      </w:pPr>
+      <w:r>
+        <w:rPr>
+          <w:rFonts w:ascii="Calibri" w:hAnsi="Calibri"/>
+          <w:b/>
+          <w:color w:val="0E6E5D"/>
+          <w:sz w:val="24"/>
+        </w:rPr>
+        <w:t>4. ЗАКРЫТИЕ НИТКИ Б: АЛМАЗНАЯ КРЕПОСТЬ [07:30 – 09:00]</w:t>
+      </w:r>
+    </w:p>
+    <w:p>
+      <w:pPr>
+        <w:spacing w:after="120" w:line="300" w:lineRule="auto"/>
+      </w:pPr>
+      <w:r>
+        <w:rPr>
+          <w:rFonts w:ascii="Calibri" w:hAnsi="Calibri"/>
+          <w:sz w:val="21"/>
+        </w:rPr>
+        <w:t>И с этими словами с твоих плеч окончательно спадает огромная чужая ноша… [Пауза 4 сек]</w:t>
+        <w:br/>
+        <w:t>Твой прозрачный купол становится монолитным, алмазным, сияющим спокойной уверенностью… [Пауза 5 сек]</w:t>
+        <w:br/>
+        <w:t>Дышать внутри него легко и свободно… [Пауза 4 сек]</w:t>
+        <w:br/>
+        <w:t>Твоя территория защищена навсегда… [Пауза 6 сек]</w:t>
+      </w:r>
+    </w:p>
+    <w:p>
+      <w:pPr>
+        <w:spacing w:before="240" w:after="40"/>
+      </w:pPr>
+      <w:r>
+        <w:rPr>
+          <w:rFonts w:ascii="Calibri" w:hAnsi="Calibri"/>
+          <w:b/>
+          <w:color w:val="0E6E5D"/>
+          <w:sz w:val="24"/>
+        </w:rPr>
+        <w:t>5. ЗАКРЫТИЕ НИТКИ А И ВЫХОД [09:00 – 10:30]</w:t>
+      </w:r>
+    </w:p>
+    <w:p>
+      <w:pPr>
+        <w:spacing w:after="120" w:line="300" w:lineRule="auto"/>
+      </w:pPr>
+      <w:r>
+        <w:rPr>
+          <w:rFonts w:ascii="Calibri" w:hAnsi="Calibri"/>
+          <w:sz w:val="21"/>
+        </w:rPr>
+        <w:t>И наполненный этой защитой, ты снова стоишь на залитой солнцем горной поляне… [Пауза 4 сек]</w:t>
+        <w:br/>
+        <w:t>Ветер унёс все сухие листья и остатки чужих слов. Пространство чисто… [Пауза 4 сек]</w:t>
+        <w:br/>
+        <w:br/>
+        <w:t>Сделай глубокий вдох горной свежести… и выдох облегчения… [Пауза 4 сек]</w:t>
+        <w:br/>
+        <w:t>Почувствуй крепость этой защиты. Она остаётся с тобой, когда ты открываешь глаза. [Пауза 3 сек]</w:t>
+        <w:br/>
+        <w:t>Потянись, улыбнись своей силе и открой глаза. [Музыкальное завершение — Пауза 6 сек]</w:t>
+      </w:r>
+    </w:p>
+    <w:p>
+      <w:pPr>
+        <w:spacing w:before="360" w:after="80"/>
       </w:pPr>
       <w:r>
         <w:rPr>
@@ -439,12 +616,12 @@
           <w:color w:val="1F4E5B"/>
           <w:sz w:val="28"/>
         </w:rPr>
-        <w:t>🎧 МЕДИТАЦИЯ 3: «МОЯ НЕРУШИМАЯ ОПОРА: ВОЗВРАЩЕНИЕ СИЛЫ И ЦЕННОСТИ СЕБЯ» (12:45 МИН)</w:t>
+        <w:t>🎧 МЕДИТАЦИЯ 3: «МОЯ НЕРУШИМАЯ ОПОРА: ВОЗВРАЩЕНИЕ СИЛЫ И ЦЕННОСТИ СЕБЯ»</w:t>
       </w:r>
     </w:p>
     <w:p>
       <w:pPr>
-        <w:spacing w:before="120" w:after="120"/>
+        <w:spacing w:before="80" w:after="160"/>
         <w:ind w:left="288"/>
       </w:pPr>
       <w:r>
@@ -454,7 +631,7 @@
           <w:color w:val="C0392B"/>
           <w:sz w:val="20"/>
         </w:rPr>
-        <w:t>ПАРАМЕТРЫ РИТМА</w:t>
+        <w:t>ПАРАМЕТРЫ ЗАПИСИ (МЕДИТАЦИЯ 3)</w:t>
         <w:br/>
       </w:r>
       <w:r>
@@ -462,9 +639,27 @@
           <w:rFonts w:ascii="Calibri" w:hAnsi="Calibri"/>
           <w:sz w:val="19"/>
         </w:rPr>
-        <w:t>• Темп: 55–60 слов/мин.</w:t>
+        <w:t>• Хронометраж начитки: 12:45 мин</w:t>
         <w:br/>
-        <w:t>• Музыка: 963 Hz, Соль мажор (Модули 3.1, 3.2, 3.3, 3.4).</w:t>
+        <w:t>• Музыка: FlowMusic 963 Hz, Соль мажор (Треки 3.1, 3.2, 3.3, 3.4)</w:t>
+        <w:br/>
+        <w:t>• Темп: 55–60 слов/мин | Дыхательный ритм: Вдох 3с ➔ Пауза 2с ➔ Выдох 6с</w:t>
+        <w:br/>
+        <w:t>• Архитектура Косички: А1 (Река жизни и берег) ➔ Б1 (Золотой стержень оси) ➔ В (Ядро: Трон суверенитета и выбор себя) ➔ Б2 (Тепло золотой оси) ➔ А2 (Широкий горизонт)</w:t>
+      </w:r>
+    </w:p>
+    <w:p>
+      <w:pPr>
+        <w:spacing w:before="240" w:after="40"/>
+      </w:pPr>
+      <w:r>
+        <w:rPr>
+          <w:rFonts w:ascii="Calibri" w:hAnsi="Calibri"/>
+          <w:b/>
+          <w:color w:val="0E6E5D"/>
+          <w:sz w:val="24"/>
+        </w:rPr>
+        <w:t>1. НАЧАЛО НИТКИ А: РЕКА ЖИЗНИ И СВОЙ БЕРЕГ [00:00 – 03:00]</w:t>
       </w:r>
     </w:p>
     <w:p>
@@ -474,16 +669,183 @@
       <w:r>
         <w:rPr>
           <w:rFonts w:ascii="Calibri" w:hAnsi="Calibri"/>
-          <w:i w:val="0"/>
           <w:sz w:val="21"/>
         </w:rPr>
         <w:t>[Музыкальное вступление — Пауза 6 сек]</w:t>
         <w:br/>
+        <w:br/>
         <w:t>Закрой глаза… [Пауза 3 сек]</w:t>
         <w:br/>
-        <w:t>Сделай самый свободный, глубокий вдох за весь сегодняшний день… [Пауза 5 сек]</w:t>
+        <w:t>Сделай самый свободный, глубокий вдох за весь сегодняшний день… и долгий выдох освобождения… [Пауза 5 сек]</w:t>
         <w:br/>
-        <w:t>(Полный текст со всеми посекундными паузами расписан в файле)</w:t>
+        <w:br/>
+        <w:t>Представь великую, широкую реку жизни… [Пауза 4 сек]</w:t>
+        <w:br/>
+        <w:t>Долгое время ты плыл против течения, пытался спасать чужие лодки, заслуживал чужую любовь и забывал о себе… [Пауза 5 сек]</w:t>
+        <w:br/>
+        <w:br/>
+        <w:t>Но сейчас твоя лодка мягко коснулась твёрдого, залитого солнцем песчаного берега… [Пауза 4 сек]</w:t>
+        <w:br/>
+        <w:t>Ты выходишь на свой собственный берег. [Пауза 3 сек]</w:t>
+        <w:br/>
+        <w:t>Земля под твоими ногами сухая, тёплая и прочная… [Пауза 6 сек]</w:t>
+      </w:r>
+    </w:p>
+    <w:p>
+      <w:pPr>
+        <w:spacing w:before="240" w:after="40"/>
+      </w:pPr>
+      <w:r>
+        <w:rPr>
+          <w:rFonts w:ascii="Calibri" w:hAnsi="Calibri"/>
+          <w:b/>
+          <w:color w:val="0E6E5D"/>
+          <w:sz w:val="24"/>
+        </w:rPr>
+        <w:t>2. ВХОД В НИТКУ Б: ЗОЛОТОЙ СТЕРЖЕНЬ ВНУТРИ [03:00 – 06:00]</w:t>
+      </w:r>
+    </w:p>
+    <w:p>
+      <w:pPr>
+        <w:spacing w:after="120" w:line="300" w:lineRule="auto"/>
+      </w:pPr>
+      <w:r>
+        <w:rPr>
+          <w:rFonts w:ascii="Calibri" w:hAnsi="Calibri"/>
+          <w:sz w:val="21"/>
+        </w:rPr>
+        <w:t>…Ты распрямляешься во весь рост и чувствуешь прямую, стройную вертикаль своего тела… [Пауза 4 сек]</w:t>
+        <w:br/>
+        <w:t>От самого основания — вверх, через каждый позвонок — к самой макушке мягко сияет монолитный золотой стержень… [Пауза 6 сек]</w:t>
+        <w:br/>
+        <w:br/>
+        <w:t>Это твоя глубинная внутренняя опора… [Пауза 3 сек]</w:t>
+        <w:br/>
+        <w:t>Её невозможно сломать предательством… [Пауза 3 сек]</w:t>
+        <w:br/>
+        <w:t>Её невозможно отнять уходом другого человека… [Пауза 4 сек]</w:t>
+        <w:br/>
+        <w:t>Она родилась вместе с тобой и останется с тобой навсегда… [Пауза 6 сек]</w:t>
+        <w:br/>
+        <w:br/>
+        <w:t>Вспомни: сколько испытаний ты уже прошёл? Сколько раз казалось, что почва уходит, но ты поднимался и шёл дальше… [Пауза 5 сек]</w:t>
+        <w:br/>
+        <w:t>Вся эта мудрость и стойкость уже живут в этом золотом стержне… [Пауза 6 сек]</w:t>
+      </w:r>
+    </w:p>
+    <w:p>
+      <w:pPr>
+        <w:spacing w:before="240" w:after="40"/>
+      </w:pPr>
+      <w:r>
+        <w:rPr>
+          <w:rFonts w:ascii="Calibri" w:hAnsi="Calibri"/>
+          <w:b/>
+          <w:color w:val="0E6E5D"/>
+          <w:sz w:val="24"/>
+        </w:rPr>
+        <w:t>3. ВХОД В НИТКУ В: ТРОН СУВЕРЕНИТЕТА И ВЫБОР СЕБЯ (ЯДРО) [06:00 – 09:15]</w:t>
+      </w:r>
+    </w:p>
+    <w:p>
+      <w:pPr>
+        <w:spacing w:after="120" w:line="300" w:lineRule="auto"/>
+      </w:pPr>
+      <w:r>
+        <w:rPr>
+          <w:rFonts w:ascii="Calibri" w:hAnsi="Calibri"/>
+          <w:sz w:val="21"/>
+        </w:rPr>
+        <w:t>…И в самом центре твоего существа наступает абсолютная зрелая тишина… [Пауза 5 сек]</w:t>
+        <w:br/>
+        <w:t>Ты больше не проситель… [Пауза 3 сек]</w:t>
+        <w:br/>
+        <w:t>Ты больше не стоишь с протянутой рукой за чужим одобрением или чужой верностью… [Пауза 5 сек]</w:t>
+        <w:br/>
+        <w:br/>
+        <w:t>Ты занимаешь своё законное место в своей жизни — место взрослого, мудрого, достойного человека… [Пауза 6 сек]</w:t>
+        <w:br/>
+        <w:br/>
+        <w:t>Положи обе ладони себе на грудь… почувствуй тепло своего центра… [Пауза 4 сек]</w:t>
+        <w:br/>
+        <w:t>И скажи себе самые главные слова: [Пауза 3 сек]</w:t>
+        <w:br/>
+        <w:t>«Я у себя есть… [Пауза 3 сек]</w:t>
+        <w:br/>
+        <w:t>Я выбираю себя… [Пауза 3 сек]</w:t>
+        <w:br/>
+        <w:t>Я достоин уважения, верности и счастья просто по праву своего рождения… [Пауза 5 сек]</w:t>
+        <w:br/>
+        <w:t>Я отпускаю всё, что отжило… [Пауза 3 сек]</w:t>
+        <w:br/>
+        <w:t>И я открыт для настоящей, чистой жизни на равных»… [Пауза 8 сек]</w:t>
+      </w:r>
+    </w:p>
+    <w:p>
+      <w:pPr>
+        <w:spacing w:before="240" w:after="40"/>
+      </w:pPr>
+      <w:r>
+        <w:rPr>
+          <w:rFonts w:ascii="Calibri" w:hAnsi="Calibri"/>
+          <w:b/>
+          <w:color w:val="0E6E5D"/>
+          <w:sz w:val="24"/>
+        </w:rPr>
+        <w:t>4. ЗАКРЫТИЕ НИТКИ Б: ТЕПЛО ЗОЛОТОЙ ОСИ [09:15 – 11:15]</w:t>
+      </w:r>
+    </w:p>
+    <w:p>
+      <w:pPr>
+        <w:spacing w:after="120" w:line="300" w:lineRule="auto"/>
+      </w:pPr>
+      <w:r>
+        <w:rPr>
+          <w:rFonts w:ascii="Calibri" w:hAnsi="Calibri"/>
+          <w:sz w:val="21"/>
+        </w:rPr>
+        <w:t>И с этими словами золотой стержень вспыхивает глубоким, согревающим янтарным светом… [Пауза 5 сек]</w:t>
+        <w:br/>
+        <w:t>Тепло наполняет грудную клетку… расправляет плечи… снимает давний ком в горле… [Пауза 5 сек]</w:t>
+        <w:br/>
+        <w:t>На лице появляется спокойная, мудрая улыбка взрослого человека, который вернулся домой… [Пауза 6 сек]</w:t>
+      </w:r>
+    </w:p>
+    <w:p>
+      <w:pPr>
+        <w:spacing w:before="240" w:after="40"/>
+      </w:pPr>
+      <w:r>
+        <w:rPr>
+          <w:rFonts w:ascii="Calibri" w:hAnsi="Calibri"/>
+          <w:b/>
+          <w:color w:val="0E6E5D"/>
+          <w:sz w:val="24"/>
+        </w:rPr>
+        <w:t>5. ЗАКРЫТИЕ НИТКИ А И ВЫХОД [11:15 – 12:45]</w:t>
+      </w:r>
+    </w:p>
+    <w:p>
+      <w:pPr>
+        <w:spacing w:after="120" w:line="300" w:lineRule="auto"/>
+      </w:pPr>
+      <w:r>
+        <w:rPr>
+          <w:rFonts w:ascii="Calibri" w:hAnsi="Calibri"/>
+          <w:sz w:val="21"/>
+        </w:rPr>
+        <w:t>И стоя на своём берегу, ты смотришь на широкий, ясный горизонт… [Пауза 4 сек]</w:t>
+        <w:br/>
+        <w:t>Река шумит позади, унося всё прошлое. Впереди — открытая, достойная дорога… [Пауза 5 сек]</w:t>
+        <w:br/>
+        <w:br/>
+        <w:t>Сделай глубокий, торжественный вдох силы… и мягкий, свободный выдох… [Пауза 4 сек]</w:t>
+        <w:br/>
+        <w:t>Почувствуй ладони на груди. Твёрдость под ногами. Ясность в голове. [Пауза 3 сек]</w:t>
+        <w:br/>
+        <w:t>Эта нерушимая опора остаётся с тобой навсегда. [Пауза 3 сек]</w:t>
+        <w:br/>
+        <w:t>Потянись всем телом, улыбнись своей новой силе… и открой глаза. [Музыкальное завершение — Пауза 6 сек]</w:t>
       </w:r>
     </w:p>
     <w:sectPr>
